--- a/Reading_the_Radar_reference.docx
+++ b/Reading_the_Radar_reference.docx
@@ -1058,13 +1058,13 @@
       </w:r>
     </w:p>
     <w:bookmarkEnd w:id="25"/>
-    <w:bookmarkStart w:id="26" w:name="X3bdd8a1af42681c71516ee35e17b2d9a8b60d11"/>
+    <w:bookmarkStart w:id="26" w:name="X85f70dea7635aa3a2a409b8d135f1e8096154a6"/>
     <w:p>
       <w:pPr>
         <w:pStyle w:val="Heading4"/>
       </w:pPr>
       <w:r>
-        <w:t xml:space="preserve">RD · Radar data — KNKX (San Diego), 11 March 2006</w:t>
+        <w:t xml:space="preserve">RD · Radar data — four reflectivity tilts (0.50°, 1.40°, 3.00°, 5.10°)</w:t>
       </w:r>
     </w:p>
     <w:p>
@@ -1072,7 +1072,7 @@
         <w:pStyle w:val="FirstParagraph"/>
       </w:pPr>
       <w:r>
-        <w:t xml:space="preserve">Four tilts, reflectivity and velocity, same weather and radar position — only the tilt changes. Separate real weather from terrain/beam effects.</w:t>
+        <w:t xml:space="preserve">Four elevation tilts of reflectivity, same storm and radar — only the tilt changes. (Ignore the bright near-radar speckle: that's clutter, not weather.) Separate real weather from terrain/beam effects.</w:t>
       </w:r>
     </w:p>
     <w:p>
@@ -1096,7 +1096,23 @@
         <w:pStyle w:val="Compact"/>
       </w:pPr>
       <w:r>
-        <w:t xml:space="preserve">The blocked wedge sits at a fixed azimuth (the terrain direction) and improves as you raise the tilt. A gap anchored to one direction is terrain blockage, not weather (which would move).</w:t>
+        <w:t xml:space="preserve">At 0.50°–1.40°, thin radial</w:t>
+      </w:r>
+      <w:r>
+        <w:t xml:space="preserve"> </w:t>
+      </w:r>
+      <w:r>
+        <w:rPr>
+          <w:iCs/>
+          <w:i/>
+        </w:rPr>
+        <w:t xml:space="preserve">spokes</w:t>
+      </w:r>
+      <w:r>
+        <w:t xml:space="preserve"> </w:t>
+      </w:r>
+      <w:r>
+        <w:t xml:space="preserve">of missing or weak echo run outward from the radar and sit at fixed azimuths; by 3.00°–5.10° they fill in. That is near-field beam blockage by discrete obstacles. Gaps anchored to fixed directions that disappear as the beam climbs are blockage, not weather (which would move).</w:t>
       </w:r>
     </w:p>
     <w:p>
@@ -1120,7 +1136,7 @@
         <w:pStyle w:val="Compact"/>
       </w:pPr>
       <w:r>
-        <w:t xml:space="preserve">Raising the tilt lifts the beam over the ridge at that azimuth (Widgets 2–3), so the wedge fills in — proving it was blockage, not absent precipitation (real rain wouldn't reappear just by tilting up).</w:t>
+        <w:t xml:space="preserve">Raising the tilt lifts the beam above the near-radar obstacles, so the spokes fill back in — proving they were blockage, not absent precipitation (real rain wouldn't reappear just by tilting up).</w:t>
       </w:r>
     </w:p>
     <w:p>
@@ -1144,7 +1160,7 @@
         <w:pStyle w:val="Compact"/>
       </w:pPr>
       <w:r>
-        <w:t xml:space="preserve">The lowest unblocked tilt samples higher (estimate via Widget 2), missing shallow low-level weather there. A partial block biases all downrange reflectivity low (CBB), so every gate beyond the ridge inherits the underestimate.</w:t>
+        <w:t xml:space="preserve">The lowest tilt that clears the obstacles samples higher (estimate via Widget 2 at ~50 km), missing shallow low-level weather there. A partial block biases all downrange reflectivity low (CBB), so every gate along that radial reads too low even far beyond the obstacle.</w:t>
       </w:r>
     </w:p>
     <w:bookmarkEnd w:id="26"/>
@@ -1752,7 +1768,7 @@
         <w:pStyle w:val="FirstParagraph"/>
       </w:pPr>
       <w:r>
-        <w:t xml:space="preserve">The same storm at the same time from KTLX (~20 km) and KINX (~200 km), both centered on the storm — the identical ground sampled by a small volume and a large one.</w:t>
+        <w:t xml:space="preserve">The same storm at the same time from KTLX (~20 km, near) and KINX (~200 km, far), both centred on the storm — the identical ground sampled by a small volume and a large one. (If the figure titles read “KAKQ,” that's a hard-coded label bug — the data are the Oklahoma radars.)</w:t>
       </w:r>
     </w:p>
     <w:p>
@@ -1776,7 +1792,7 @@
         <w:pStyle w:val="Compact"/>
       </w:pPr>
       <w:r>
-        <w:t xml:space="preserve">The near radar (KTLX) is sharper — tighter core, finer structure, higher peak. The far radar (KINX) is bigger, blurrier, with a lower peak.</w:t>
+        <w:t xml:space="preserve">The clearest difference is sensitivity: the near radar (KTLX) catches the faint, widespread echo and resolves fine structure; the far radar (KINX) keeps only the strong cores. The near one is sharper with a higher peak; the far one is bigger and blurrier.</w:t>
       </w:r>
     </w:p>
     <w:p>
@@ -1788,7 +1804,7 @@
         <w:pStyle w:val="Compact"/>
       </w:pPr>
       <w:r>
-        <w:t xml:space="preserve">The resolution volume (r·θ): KINX's beam is ~10× wider, averaging the storm over far more area.</w:t>
+        <w:t xml:space="preserve">The resolution volume (r·θ): KINX's beam is ~10× wider, averaging the storm over far more area — and its 0.48° beam at 200 km is also ~4 km up, so it is partly a higher slice (a height confound).</w:t>
       </w:r>
     </w:p>
     <w:p>
@@ -1812,7 +1828,7 @@
         <w:pStyle w:val="Compact"/>
       </w:pPr>
       <w:r>
-        <w:t xml:space="preserve">Beam width ≈ 0.3 km (KTLX) vs ~3.3 km (KINX). Sampling higher can't make an echo physically wider, so the broadening proves beam-width smearing (resolution / beam filling), independent of height.</w:t>
+        <w:t xml:space="preserve">KINX shows less of the weak periphery: at 10× the range its minimum detectable Z sits ~20 dB higher (min-Z ∝ r²), dropping the faint edges below the noise floor while KTLX still catches them.</w:t>
       </w:r>
     </w:p>
     <w:p>
@@ -1824,7 +1840,20 @@
         <w:pStyle w:val="Compact"/>
       </w:pPr>
       <w:r>
-        <w:t xml:space="preserve">KINX shows less of the weak periphery: its higher minimum detectable Z (∝ r²) drops the faint edges below the noise floor, while KTLX still catches them.</w:t>
+        <w:t xml:space="preserve">Beam width ≈ 0.3 km (KTLX) vs ~3.3 km (KINX). Sampling higher can't make an echo physically</w:t>
+      </w:r>
+      <w:r>
+        <w:t xml:space="preserve"> </w:t>
+      </w:r>
+      <w:r>
+        <w:rPr>
+          <w:iCs/>
+          <w:i/>
+        </w:rPr>
+        <w:t xml:space="preserve">wider</w:t>
+      </w:r>
+      <w:r>
+        <w:t xml:space="preserve">, so the broadening is beam-width smearing (resolution / beam filling), separate from height.</w:t>
       </w:r>
     </w:p>
     <w:p>
@@ -1848,7 +1877,7 @@
         <w:pStyle w:val="Compact"/>
       </w:pPr>
       <w:r>
-        <w:t xml:space="preserve">KINX's 0.5° beam at 200 km is ~4 km up; the KTLX tilt also reaching ~4 km at 20 km is ~12°. With both at the same height, the residual sharpness gap is pure beam width — the far storm still looks broader.</w:t>
+        <w:t xml:space="preserve">Remove the height confound: KINX's 0.5° at 200 km is ~4 km up; the KTLX tilt also reaching ~4 km at 20 km is ~12°. With both at the same height, the residual sharpness gap is pure beam width — the far storm still looks broader.</w:t>
       </w:r>
     </w:p>
     <w:p>
@@ -2714,7 +2743,7 @@
           <w:iCs/>
           <w:i/>
         </w:rPr>
-        <w:t xml:space="preserve">What the wavelength decides, and how a volume is assembled — sensitivity vs attenuation, and detail vs velocity vs update speed.</w:t>
+        <w:t xml:space="preserve">Choices, not just limits — every gain bought with a coupled cost. Wavelength trades sensitivity against attenuation; the scan trades vertical detail against velocity and update speed.</w:t>
       </w:r>
     </w:p>
     <w:bookmarkStart w:id="44" w:name="Xafdf08c3fdf57199321b1ad8ebf8b289dfcce65"/>
@@ -3880,7 +3909,7 @@
         <w:pStyle w:val="FirstParagraph"/>
       </w:pPr>
       <w:r>
-        <w:t xml:space="preserve">Four panels of one storm. Read the patterns, and expect real data to be messier than the widgets.</w:t>
+        <w:t xml:space="preserve">Four panels of the same storm. The radar is near the top; the heavy core is to the south. Read the patterns, and expect real data to be messier than the widgets.</w:t>
       </w:r>
     </w:p>
     <w:p>
@@ -3904,7 +3933,20 @@
         <w:pStyle w:val="Compact"/>
       </w:pPr>
       <w:r>
-        <w:t xml:space="preserve">A hail core reads high Z, low ZDR (tumbling stones look round), and reduced ρhv (a chaotic mix). Here it's ambiguous — the cores are far (~100 km) and high on the 0.48° beam.</w:t>
+        <w:t xml:space="preserve">The intense southern core (60+ dBZ, magenta in Z) has high, uniform ρhv (~1.0) and positive ZDR → heavy</w:t>
+      </w:r>
+      <w:r>
+        <w:t xml:space="preserve"> </w:t>
+      </w:r>
+      <w:r>
+        <w:rPr>
+          <w:iCs/>
+          <w:i/>
+        </w:rPr>
+        <w:t xml:space="preserve">rain</w:t>
+      </w:r>
+      <w:r>
+        <w:t xml:space="preserve">, not hail (hail would pull ZDR toward zero and lower ρhv). Z alone would tempt a single-pol radar into calling hail.</w:t>
       </w:r>
     </w:p>
     <w:p>
@@ -3916,7 +3958,7 @@
         <w:pStyle w:val="Compact"/>
       </w:pPr>
       <w:r>
-        <w:t xml:space="preserve">Moderate Z with high ZDR is big, flattened drops; Z alone can't separate that from a hail core (similar Z), but ZDR (high vs ~0) can.</w:t>
+        <w:t xml:space="preserve">Moderate-to-high positive ZDR along the southern, leading edge means big, flattened drops. Z alone can't separate big-drop rain from a hail core (similar Z), but ZDR (high vs ~0) and ρhv together can.</w:t>
       </w:r>
     </w:p>
     <w:p>
@@ -3940,7 +3982,7 @@
         <w:pStyle w:val="Compact"/>
       </w:pPr>
       <w:r>
-        <w:t xml:space="preserve">A ρhv ring at fixed range marks the melting layer; ρhv flags it cleanly (a sharp drop) because mixed-phase particles decorrelate H and V, whereas Z only brightens modestly.</w:t>
+        <w:t xml:space="preserve">Follow a radial through the southern core in ΦDP: it ramps from ~20–40° up to ~150–180° — differential phase accumulating through rain, whose slope is KDP. Because phase isn't attenuated, ΦDP keeps climbing even where Z behind the core is biased low.</w:t>
       </w:r>
     </w:p>
     <w:p>
@@ -3952,7 +3994,7 @@
         <w:pStyle w:val="Compact"/>
       </w:pPr>
       <w:r>
-        <w:t xml:space="preserve">Very low ρhv with low Z away from the storm is birds/insects/clutter; single-pol can't easily flag it (it looks like weak Z), but ρhv exposes it.</w:t>
+        <w:t xml:space="preserve">The weak-echo regions to the north and edges show wild ZDR speckle and patchy low ρhv, while the rain body stays clean and high-ρhv. That northern variety is noise / non-meteorological echo, not weather: dual-pol variables turn unreliable at low SNR, so trust them less where the echo is faint.</w:t>
       </w:r>
     </w:p>
     <w:p>
@@ -3988,7 +4030,7 @@
         <w:pStyle w:val="Compact"/>
       </w:pPr>
       <w:r>
-        <w:t xml:space="preserve">Behind an attenuated core, use KDP (immune) for the rain rate while ZDR and ρhv classify the echo. Dual-pol is decisive for C-band because it both identifies and corrects what attenuation corrupts.</w:t>
+        <w:t xml:space="preserve">Behind the core ΦDP is already high, so the beam has crossed heavy rain and Z there is attenuated — yet KDP (the slope of ΦDP) still recovers the rain rate. Trust KDP over Z behind the core; dual-pol both identifies and corrects what attenuation corrupts, which is decisive for C-band networks.</w:t>
       </w:r>
     </w:p>
     <w:bookmarkEnd w:id="54"/>
